--- a/klagomål/A 2033-2026 FSC-klagomål.docx
+++ b/klagomål/A 2033-2026 FSC-klagomål.docx
@@ -664,7 +664,7 @@
     <w:r>
       <w:tab/>
       <w:tab/>
-      <w:t>2026-01-14</w:t>
+      <w:t>2026-01-15</w:t>
       <w:br/>
       <w:br/>
     </w:r>

--- a/klagomål/A 2033-2026 FSC-klagomål.docx
+++ b/klagomål/A 2033-2026 FSC-klagomål.docx
@@ -664,7 +664,7 @@
     <w:r>
       <w:tab/>
       <w:tab/>
-      <w:t>2026-01-15</w:t>
+      <w:t>2026-01-16</w:t>
       <w:br/>
       <w:br/>
     </w:r>
